--- a/zaini_case_audit_output/outputs/word/documents/032_محضر رفع التصرف على صك أرض التنس بموجب طلب الإفلاس من عدنان رقم (405034600788314.docx
+++ b/zaini_case_audit_output/outputs/word/documents/032_محضر رفع التصرف على صك أرض التنس بموجب طلب الإفلاس من عدنان رقم (405034600788314.docx
@@ -56,14 +56,13 @@
     <w:p/>
     <w:p>
       <w:pPr>
+        <w:pStyle w:val="Heading2"/>
         <w:jc w:val="right"/>
         <w:bidi/>
       </w:pPr>
       <w:r>
-        <w:rPr>
-          <w:b w:val="0"/>
-          <w:i w:val="0"/>
-        </w:rPr>
+        <w:t>[نص الضبط / الحكم — المتن الفعلي] ===</w:t>
+        <w:br/>
         <w:t>[PDF text layer largely non-extractable / encoded with broken glyph mapping. Legible Arabic fragments recovered include: "إدارة التنفيذ", references to محكمة التنفيذ, تاريخ 1446/02/29, "أسامة احمد عباس زيني", بطاقة هوية رقم 1008017301, السجل التجاري / صكوك أرقام 4630084488 و 4531154049 و 520220014919, تواريخ 1446/01/27 و 1443/01/27 و 1445/12/04 و 1435/09/24, ومحضر رفع التصرف على صك أرض التنس بموجب طلب الإفلاس من عدنان. Most of the document content is rendered as corrupted Unicode private-use glyphs and is not readable.]</w:t>
       </w:r>
     </w:p>

--- a/zaini_case_audit_output/outputs/word/documents/032_محضر رفع التصرف على صك أرض التنس بموجب طلب الإفلاس من عدنان رقم (405034600788314.docx
+++ b/zaini_case_audit_output/outputs/word/documents/032_محضر رفع التصرف على صك أرض التنس بموجب طلب الإفلاس من عدنان رقم (405034600788314.docx
@@ -61,7 +61,7 @@
         <w:bidi/>
       </w:pPr>
       <w:r>
-        <w:t>[نص الضبط / الحكم — المتن الفعلي] ===</w:t>
+        <w:t>[المتن الفعلي: الوقائع / الأسباب / المنطوق] ===</w:t>
         <w:br/>
         <w:t>[PDF text layer largely non-extractable / encoded with broken glyph mapping. Legible Arabic fragments recovered include: "إدارة التنفيذ", references to محكمة التنفيذ, تاريخ 1446/02/29, "أسامة احمد عباس زيني", بطاقة هوية رقم 1008017301, السجل التجاري / صكوك أرقام 4630084488 و 4531154049 و 520220014919, تواريخ 1446/01/27 و 1443/01/27 و 1445/12/04 و 1435/09/24, ومحضر رفع التصرف على صك أرض التنس بموجب طلب الإفلاس من عدنان. Most of the document content is rendered as corrupted Unicode private-use glyphs and is not readable.]</w:t>
       </w:r>
